--- a/3-能力管理/运行记录类文件/HFSJ-ITSS-0304-2025年度运维服务能力指标完成情况.docx
+++ b/3-能力管理/运行记录类文件/HFSJ-ITSS-0304-2025年度运维服务能力指标完成情况.docx
@@ -14073,7 +14073,7 @@
                 <w:szCs w:val="13"/>
                 <w:lang w:val="en-US" w:eastAsia="zh-CN"/>
               </w:rPr>
-              <w:t>产品产品质量部</w:t>
+              <w:t>产品质量部</w:t>
             </w:r>
           </w:p>
         </w:tc>
@@ -27546,7 +27546,7 @@
                 <w:szCs w:val="13"/>
                 <w:lang w:val="en-US" w:eastAsia="zh-CN"/>
               </w:rPr>
-              <w:t>产品产品质量部</w:t>
+              <w:t>产品质量部</w:t>
             </w:r>
           </w:p>
         </w:tc>
@@ -28160,7 +28160,7 @@
                 <w:szCs w:val="13"/>
                 <w:lang w:val="en-US" w:eastAsia="zh-CN"/>
               </w:rPr>
-              <w:t>产品产品质量部</w:t>
+              <w:t>产品质量部</w:t>
             </w:r>
           </w:p>
         </w:tc>
@@ -28775,7 +28775,7 @@
                 <w:szCs w:val="13"/>
                 <w:lang w:val="en-US" w:eastAsia="zh-CN"/>
               </w:rPr>
-              <w:t>产品产品质量部</w:t>
+              <w:t>产品质量部</w:t>
             </w:r>
           </w:p>
         </w:tc>
@@ -29345,7 +29345,7 @@
                 <w:szCs w:val="13"/>
                 <w:lang w:val="en-US" w:eastAsia="zh-CN"/>
               </w:rPr>
-              <w:t>产品产品质量部</w:t>
+              <w:t>产品质量部</w:t>
             </w:r>
           </w:p>
         </w:tc>
@@ -29791,7 +29791,7 @@
                 <w:color w:val="FF0000"/>
                 <w:lang w:val="en-US" w:eastAsia="zh-CN"/>
               </w:rPr>
-              <w:t>针对服务数据考核指标不满足的情况（2025年第二季度数据完整性为95%，未达标），综合部积极组织人员进行培训，由运维部经理宣贯《服务数据管理制度》，由产品产品质量部进行跟踪。经分析，原因为部分历史数据存在字段缺失，运维部已组织数据清洗，完善数据录入规范。2025年第三、四季度数据完整性已提升至100%和100%，问题得到解决。</w:t>
+              <w:t>针对服务数据考核指标不满足的情况（2025年第二季度数据完整性为95%，未达标），综合部积极组织人员进行培训，由运维部经理宣贯《服务数据管理制度》，由产品质量部进行跟踪。经分析，原因为部分历史数据存在字段缺失，运维部已组织数据清洗，完善数据录入规范。2025年第三、四季度数据完整性已提升至100%和100%，问题得到解决。</w:t>
             </w:r>
           </w:p>
         </w:tc>
